--- a/selfx/output/submission/SELF_X_Report.docx
+++ b/selfx/output/submission/SELF_X_Report.docx
@@ -1083,7 +1083,7 @@
     </w:p>
     <w:p>
       <w:r>
-        <w:t>The old rule removes 20% of an elephant flow whenever rerouting is unavailable. That can discard more traffic than the capacity excess requires. The revised meter admits the larger of 80% of elephant demand, the residual primary capacity minus a small headroom, and 512 kbps; it never admits more than offered elephant demand. The cap rounds upward to an integer kbps to preserve the 20% safety bound.</w:t>
+        <w:t>The old rule removes 20% of an elephant flow whenever rerouting is unavailable. That can discard more traffic than the capacity excess requires. The revised meter admits the larger of 80% of elephant demand, the residual primary capacity minus a small headroom, and 512 kbps; it never admits more than offered elephant demand. The cap rounds upward to an integer kbps to preserve the 20% safety bound. A numerical boundary repair admits one extra kbps when binary arithmetic would otherwise falsely reject an exact 20% reduction; the strict guard is unchanged.</w:t>
       </w:r>
     </w:p>
     <w:p>
@@ -2179,7 +2179,7 @@
     </w:p>
     <w:p>
       <w:r>
-        <w:t>All primary and diagnostic evidence is retained separately. The final timing rerun followed a cache/bypass optimization motivated by the first scheduled diagnostic; it uses new seeds. No primary network-policy parameters were tuned on held-out outcomes. The frozen values, trace hashes, runtime prefix and timestamps are recorded in summary JSON.</w:t>
+        <w:t>All primary and diagnostic evidence is retained separately. The final timing rerun followed a cache/bypass optimization motivated by the first scheduled diagnostic; it uses new seeds. No primary network-policy parameters were tuned on held-out outcomes. A post-run audit repaired the binary rounding edge at the 20% floor and reran the full suite; pre-repair CSV and summary are preserved separately. The frozen values, trace hashes, runtime prefix and timestamps are recorded in summary JSON.</w:t>
       </w:r>
     </w:p>
     <w:p>
@@ -3587,7 +3587,7 @@
     </w:p>
     <w:p>
       <w:r>
-        <w:t>A4 had 1 safety vetoes. H1 and preserved previous A4 (V3) match in network behavior on this suite. Better reward and loss over H1 coexist with a small delay increase; lower loss is not a claim that every metric or scenario improves.</w:t>
+        <w:t>A4 had 0 safety vetoes. H1 and preserved previous A4 (V3) match in network behavior on this suite. Better reward and loss over H1 coexist with a small delay increase; lower loss is not a claim that every metric or scenario improves.</w:t>
       </w:r>
     </w:p>
     <w:p>
